--- a/backend/data/corpus/DOC-20230910-107.docx
+++ b/backend/data/corpus/DOC-20230910-107.docx
@@ -63,7 +63,7 @@
           <w:b/>
           <w:sz w:val="21"/>
         </w:rPr>
-        <w:t>Bram Marchetti, MD, Palmetto Neurology Institute, Waco, TX (RSM)</w:t>
+        <w:t>Tobias Rusnak, MD, Sable Creek Medical Group, Akron, OH (AR)</w:t>
       </w:r>
     </w:p>
     <w:p>
@@ -71,7 +71,7 @@
         <w:rPr>
           <w:sz w:val="21"/>
         </w:rPr>
-        <w:t>&gt; A clipped conversation between clinic blocks, mostly logistics.</w:t>
+        <w:t>&gt; Most of the discussion was about the patient portal, which has not settled.</w:t>
       </w:r>
     </w:p>
     <w:p>
@@ -79,7 +79,7 @@
         <w:rPr>
           <w:sz w:val="21"/>
         </w:rPr>
-        <w:t>&gt; Described how the surgical workup list is triaged now compared with before.</w:t>
+        <w:t>&gt; The practice lost the clinic pharmacist and has not backfilled, so clinic throughput is slowly recovering.</w:t>
       </w:r>
     </w:p>
     <w:p>
@@ -87,7 +87,7 @@
         <w:rPr>
           <w:sz w:val="21"/>
         </w:rPr>
-        <w:t>&gt; Routine follow-up slots keeps slipping since the summer, which shapes how much time there is for anything else.</w:t>
+        <w:t>&gt; Mostly small talk about the program and the venue.</w:t>
       </w:r>
     </w:p>
     <w:p>
@@ -111,7 +111,7 @@
           <w:b/>
           <w:sz w:val="21"/>
         </w:rPr>
-        <w:t>Valentina Danforth, MD, Beacon Hill Neurology Associates, Santa Fe, NM (RSM)</w:t>
+        <w:t>Valentina Kettleborn, MD, Juniper Flats Neurology Partners, Charleston, SC (RSM)</w:t>
       </w:r>
     </w:p>
     <w:p>
@@ -119,7 +119,7 @@
         <w:rPr>
           <w:sz w:val="21"/>
         </w:rPr>
-        <w:t>&gt; A fragmented visit in the shared office; the schedule was tight.</w:t>
+        <w:t>&gt; The composition of the surgical workup list has shifted over the last year or two.</w:t>
       </w:r>
     </w:p>
     <w:p>
@@ -127,7 +127,7 @@
         <w:rPr>
           <w:sz w:val="21"/>
         </w:rPr>
-        <w:t>&gt; Agreed to reconnect at a follow-up appointment; no product discussion.</w:t>
+        <w:t>&gt; Mentioned a case series someone forwarded but did not raise any specific finding.</w:t>
       </w:r>
     </w:p>
     <w:p>
@@ -135,15 +135,7 @@
         <w:rPr>
           <w:sz w:val="21"/>
         </w:rPr>
-        <w:t>&gt; Spent some time on the pediatric-to-adult transfers and how workup decisions get sequenced.</w:t>
-      </w:r>
-    </w:p>
-    <w:p>
-      <w:r>
-        <w:rPr>
-          <w:sz w:val="21"/>
-        </w:rPr>
-        <w:t>&gt; Noted that formulary questions is handled by one person here and that this is not specific to any one product.</w:t>
+        <w:t>&gt; Noted that the appeals process takes longer than the clinical decision and that this is not specific to any one product.</w:t>
       </w:r>
     </w:p>
     <w:p>
@@ -159,7 +151,7 @@
           <w:b/>
           <w:sz w:val="21"/>
         </w:rPr>
-        <w:t>Dagmar Nashwood, MD, Harborlight Epilepsy Center, Portland, ME (RSM)</w:t>
+        <w:t>Alice Nguyen-Barr, MD, Old Dominion Neurology Group, Richmond, VA (AR)</w:t>
       </w:r>
     </w:p>
     <w:p>
@@ -167,7 +159,7 @@
         <w:rPr>
           <w:sz w:val="21"/>
         </w:rPr>
-        <w:t>&gt; Described how the surgical workup list is triaged now compared with before.</w:t>
+        <w:t>&gt; Onboarding one of the nurse practitioners is the current preoccupation here.</w:t>
       </w:r>
     </w:p>
     <w:p>
@@ -175,7 +167,7 @@
         <w:rPr>
           <w:sz w:val="21"/>
         </w:rPr>
-        <w:t>&gt; The composition of newly referred patients has shifted over the last year or two.</w:t>
+        <w:t>&gt; Coverage paperwork remains the slowest step, which came up as a general frustration.</w:t>
       </w:r>
     </w:p>
     <w:p>
@@ -183,7 +175,111 @@
         <w:rPr>
           <w:sz w:val="21"/>
         </w:rPr>
-        <w:t>&gt; The practice lost two medical assistants and has not backfilled, so routine follow-up slots is slowly recovering.</w:t>
+        <w:t>&gt; Spent some time on the surgical workup list and how workup decisions get sequenced.</w:t>
+      </w:r>
+    </w:p>
+    <w:p>
+      <w:r>
+        <w:rPr>
+          <w:sz w:val="21"/>
+        </w:rPr>
+        <w:t>&gt; Monitoring intervals during titration are set by clinic routine here rather than by protocol.</w:t>
+      </w:r>
+    </w:p>
+    <w:p>
+      <w:r>
+        <w:rPr>
+          <w:sz w:val="21"/>
+        </w:rPr>
+      </w:r>
+    </w:p>
+    <w:p>
+      <w:r>
+        <w:rPr>
+          <w:b/>
+          <w:sz w:val="21"/>
+        </w:rPr>
+        <w:t>Yolanda Reyes, MD, Copper Mesa Neurology, Mesa, AZ (RSM)</w:t>
+      </w:r>
+    </w:p>
+    <w:p>
+      <w:r>
+        <w:rPr>
+          <w:sz w:val="21"/>
+        </w:rPr>
+        <w:t>&gt; Noted that the appeals process has improved somewhat and that this is not specific to any one product.</w:t>
+      </w:r>
+    </w:p>
+    <w:p>
+      <w:r>
+        <w:rPr>
+          <w:sz w:val="21"/>
+        </w:rPr>
+        <w:t>&gt; Asked about my travel schedule, since visits keep landing on the busiest clinic days.</w:t>
+      </w:r>
+    </w:p>
+    <w:p>
+      <w:r>
+        <w:rPr>
+          <w:sz w:val="21"/>
+        </w:rPr>
+        <w:t>&gt; Agreed to reconnect at a follow-up appointment; nothing that needed follow-up.</w:t>
+      </w:r>
+    </w:p>
+    <w:p>
+      <w:r>
+        <w:rPr>
+          <w:sz w:val="21"/>
+        </w:rPr>
+        <w:t>&gt; Mentioned a review that circulated on the service but did not raise any specific finding.</w:t>
+      </w:r>
+    </w:p>
+    <w:p>
+      <w:r>
+        <w:rPr>
+          <w:sz w:val="21"/>
+        </w:rPr>
+      </w:r>
+    </w:p>
+    <w:p>
+      <w:r>
+        <w:rPr>
+          <w:b/>
+          <w:sz w:val="21"/>
+        </w:rPr>
+        <w:t>Josefina Abernathy, MD, Riverstone Comprehensive Epilepsy Clinic, Hartford, CT (RSM)</w:t>
+      </w:r>
+    </w:p>
+    <w:p>
+      <w:r>
+        <w:rPr>
+          <w:sz w:val="21"/>
+        </w:rPr>
+        <w:t>&gt; A full conversation in the reading room, mostly logistics.</w:t>
+      </w:r>
+    </w:p>
+    <w:p>
+      <w:r>
+        <w:rPr>
+          <w:sz w:val="21"/>
+        </w:rPr>
+        <w:t>&gt; Onboarding a front-desk coordinator is the current preoccupation here.</w:t>
+      </w:r>
+    </w:p>
+    <w:p>
+      <w:r>
+        <w:rPr>
+          <w:sz w:val="21"/>
+        </w:rPr>
+        <w:t>&gt; Mentioned a review that circulated on the service but did not raise any specific finding.</w:t>
+      </w:r>
+    </w:p>
+    <w:p>
+      <w:r>
+        <w:rPr>
+          <w:sz w:val="21"/>
+        </w:rPr>
+        <w:t>&gt; Noted that benefit checks remains the slowest step and that this is not specific to any one product.</w:t>
       </w:r>
     </w:p>
     <w:p>
@@ -199,7 +295,47 @@
         <w:rPr>
           <w:sz w:val="21"/>
         </w:rPr>
-        <w:t>&gt; Clinic throughput is slowly recovering since the summer, which shapes how much time there is for anything else.</w:t>
+      </w:r>
+    </w:p>
+    <w:p>
+      <w:r>
+        <w:rPr>
+          <w:b/>
+          <w:sz w:val="21"/>
+        </w:rPr>
+        <w:t>Felicity Oyelaran, MD, Saltmarsh Neurological Care Center, Peoria, IL (RSM)</w:t>
+      </w:r>
+    </w:p>
+    <w:p>
+      <w:r>
+        <w:rPr>
+          <w:sz w:val="21"/>
+        </w:rPr>
+        <w:t>&gt; Mostly small talk about the program and the venue.</w:t>
+      </w:r>
+    </w:p>
+    <w:p>
+      <w:r>
+        <w:rPr>
+          <w:sz w:val="21"/>
+        </w:rPr>
+        <w:t>&gt; Referral patterns into this clinic have changed, and the refractory group is a bigger share than it was.</w:t>
+      </w:r>
+    </w:p>
+    <w:p>
+      <w:r>
+        <w:rPr>
+          <w:sz w:val="21"/>
+        </w:rPr>
+        <w:t>&gt; Most of the discussion was about the prior-authorization workflow, which has not settled.</w:t>
+      </w:r>
+    </w:p>
+    <w:p>
+      <w:r>
+        <w:rPr>
+          <w:sz w:val="21"/>
+        </w:rPr>
+        <w:t>&gt; Described a preference for slower titration in general, unrelated to any particular patient.</w:t>
       </w:r>
     </w:p>
     <w:p>
@@ -215,7 +351,7 @@
           <w:b/>
           <w:sz w:val="21"/>
         </w:rPr>
-        <w:t>Lukas Fenwicke, MD, Willowmere Neuroscience Center, Boise, ID (RSM)</w:t>
+        <w:t>Selin Eastmond, MD, Windrow Neuroscience Center, Savannah, GA (RSM)</w:t>
       </w:r>
     </w:p>
     <w:p>
@@ -223,7 +359,63 @@
         <w:rPr>
           <w:sz w:val="21"/>
         </w:rPr>
-        <w:t>&gt; Caught a short window between clinic blocks between patients.</w:t>
+        <w:t>&gt; A twenty-minute conversation in the corridor, mostly logistics.</w:t>
+      </w:r>
+    </w:p>
+    <w:p>
+      <w:r>
+        <w:rPr>
+          <w:sz w:val="21"/>
+        </w:rPr>
+        <w:t>&gt; Routine follow-up slots has stretched out since the summer, which shapes how much time there is for anything else.</w:t>
+      </w:r>
+    </w:p>
+    <w:p>
+      <w:r>
+        <w:rPr>
+          <w:sz w:val="21"/>
+        </w:rPr>
+        <w:t>&gt; Asked whether I had seen a case series someone forwarded; I had not, and offered nothing in return.</w:t>
+      </w:r>
+    </w:p>
+    <w:p>
+      <w:r>
+        <w:rPr>
+          <w:sz w:val="21"/>
+        </w:rPr>
+        <w:t>&gt; Left it at that, with a call later this month to be scheduled.</w:t>
+      </w:r>
+    </w:p>
+    <w:p>
+      <w:r>
+        <w:rPr>
+          <w:sz w:val="21"/>
+        </w:rPr>
+        <w:t>&gt; Monitoring intervals during titration are set by clinic routine here rather than by protocol.</w:t>
+      </w:r>
+    </w:p>
+    <w:p>
+      <w:r>
+        <w:rPr>
+          <w:sz w:val="21"/>
+        </w:rPr>
+      </w:r>
+    </w:p>
+    <w:p>
+      <w:r>
+        <w:rPr>
+          <w:b/>
+          <w:sz w:val="21"/>
+        </w:rPr>
+        <w:t>Lachlan Beauchamp, MD, Northbrook Neurology Institute, Charleston, SC (RSM)</w:t>
+      </w:r>
+    </w:p>
+    <w:p>
+      <w:r>
+        <w:rPr>
+          <w:sz w:val="21"/>
+        </w:rPr>
+        <w:t>&gt; Caught a productive window at the nurses' station between patients.</w:t>
       </w:r>
     </w:p>
     <w:p>
@@ -239,7 +431,119 @@
         <w:rPr>
           <w:sz w:val="21"/>
         </w:rPr>
-        <w:t>&gt; No product discussion. Safety items asked about and confirmed none.</w:t>
+        <w:t>&gt; The referral queue is slowly recovering since the summer, which shapes how much time there is for anything else.</w:t>
+      </w:r>
+    </w:p>
+    <w:p>
+      <w:r>
+        <w:rPr>
+          <w:sz w:val="21"/>
+        </w:rPr>
+        <w:t>&gt; The practice lost one of the nurse practitioners and has not backfilled, so the new-patient backlog keeps slipping.</w:t>
+      </w:r>
+    </w:p>
+    <w:p>
+      <w:r>
+        <w:rPr>
+          <w:sz w:val="21"/>
+        </w:rPr>
+        <w:t>&gt; Spent some time on newly referred patients and how workup decisions get sequenced.</w:t>
+      </w:r>
+    </w:p>
+    <w:p>
+      <w:r>
+        <w:rPr>
+          <w:sz w:val="21"/>
+        </w:rPr>
+      </w:r>
+    </w:p>
+    <w:p>
+      <w:r>
+        <w:rPr>
+          <w:b/>
+          <w:sz w:val="21"/>
+        </w:rPr>
+        <w:t>Nikolai Zeitler, MD, Juniper Flats Neurology Partners, Allentown, PA (RSM)</w:t>
+      </w:r>
+    </w:p>
+    <w:p>
+      <w:r>
+        <w:rPr>
+          <w:sz w:val="21"/>
+        </w:rPr>
+        <w:t>&gt; Stopped by in the conference room for a half-hour conversation.</w:t>
+      </w:r>
+    </w:p>
+    <w:p>
+      <w:r>
+        <w:rPr>
+          <w:sz w:val="21"/>
+        </w:rPr>
+        <w:t>&gt; Titration habits came up in general terms; no specifics were discussed and none were offered.</w:t>
+      </w:r>
+    </w:p>
+    <w:p>
+      <w:r>
+        <w:rPr>
+          <w:sz w:val="21"/>
+        </w:rPr>
+        <w:t>&gt; Most of the discussion was about the scheduling system, which has not settled.</w:t>
+      </w:r>
+    </w:p>
+    <w:p>
+      <w:r>
+        <w:rPr>
+          <w:sz w:val="21"/>
+        </w:rPr>
+        <w:t>&gt; Asked whether I had seen a case series someone forwarded; I had not, and offered nothing in return.</w:t>
+      </w:r>
+    </w:p>
+    <w:p>
+      <w:r>
+        <w:rPr>
+          <w:sz w:val="21"/>
+        </w:rPr>
+      </w:r>
+    </w:p>
+    <w:p>
+      <w:r>
+        <w:rPr>
+          <w:b/>
+          <w:sz w:val="21"/>
+        </w:rPr>
+        <w:t>Fabian Ivanetti, MD, Ironwood Neurology Associates, Waco, TX (RSM)</w:t>
+      </w:r>
+    </w:p>
+    <w:p>
+      <w:r>
+        <w:rPr>
+          <w:sz w:val="21"/>
+        </w:rPr>
+        <w:t>&gt; A half-hour meeting between clinic blocks, first one this quarter.</w:t>
+      </w:r>
+    </w:p>
+    <w:p>
+      <w:r>
+        <w:rPr>
+          <w:sz w:val="21"/>
+        </w:rPr>
+        <w:t>&gt; Described how the older half of the panel is triaged now compared with before.</w:t>
+      </w:r>
+    </w:p>
+    <w:p>
+      <w:r>
+        <w:rPr>
+          <w:sz w:val="21"/>
+        </w:rPr>
+        <w:t>&gt; Benefit verification is the step that most often delays a start here.</w:t>
+      </w:r>
+    </w:p>
+    <w:p>
+      <w:r>
+        <w:rPr>
+          <w:sz w:val="21"/>
+        </w:rPr>
+        <w:t>&gt; Asked whether I had seen a case series someone forwarded; I had not, and offered nothing in return.</w:t>
       </w:r>
     </w:p>
     <w:p>
@@ -255,14 +559,6 @@
         <w:rPr>
           <w:sz w:val="21"/>
         </w:rPr>
-        <w:t>&gt; The practice lost the clinic pharmacist and has not backfilled, so clinic throughput looks better than last year.</w:t>
-      </w:r>
-    </w:p>
-    <w:p>
-      <w:r>
-        <w:rPr>
-          <w:sz w:val="21"/>
-        </w:rPr>
       </w:r>
     </w:p>
     <w:p>
@@ -271,7 +567,7 @@
           <w:b/>
           <w:sz w:val="21"/>
         </w:rPr>
-        <w:t>Pallavi Vasquez-Lund, MD, Northbrook Neurology Institute, Fayetteville, NC (RSM)</w:t>
+        <w:t>Viraj Ashgrove, MD, Ironwood Neurology Associates, Buffalo, NY (RSM)</w:t>
       </w:r>
     </w:p>
     <w:p>
@@ -279,7 +575,7 @@
         <w:rPr>
           <w:sz w:val="21"/>
         </w:rPr>
-        <w:t>&gt; Titration habits came up in general terms; no specifics were discussed and none were offered.</w:t>
+        <w:t>&gt; Caught a twenty-minute window by the scheduling desk between patients.</w:t>
       </w:r>
     </w:p>
     <w:p>
@@ -287,79 +583,7 @@
         <w:rPr>
           <w:sz w:val="21"/>
         </w:rPr>
-        <w:t>&gt; Clinic throughput has stretched out since the summer, which shapes how much time there is for anything else.</w:t>
-      </w:r>
-    </w:p>
-    <w:p>
-      <w:r>
-        <w:rPr>
-          <w:sz w:val="21"/>
-        </w:rPr>
-        <w:t>&gt; Referral patterns into this clinic have changed, and newly referred patients is a bigger share than it was.</w:t>
-      </w:r>
-    </w:p>
-    <w:p>
-      <w:r>
-        <w:rPr>
-          <w:sz w:val="21"/>
-        </w:rPr>
-      </w:r>
-    </w:p>
-    <w:p>
-      <w:r>
-        <w:rPr>
-          <w:b/>
-          <w:sz w:val="21"/>
-        </w:rPr>
-        <w:t>Priya Raghavan, MD, North Star Neurology, Minneapolis, MN (RSM)</w:t>
-      </w:r>
-    </w:p>
-    <w:p>
-      <w:r>
-        <w:rPr>
-          <w:sz w:val="21"/>
-        </w:rPr>
-        <w:t>&gt; Compared notes on which sessions were worth the time.</w:t>
-      </w:r>
-    </w:p>
-    <w:p>
-      <w:r>
-        <w:rPr>
-          <w:sz w:val="21"/>
-        </w:rPr>
-        <w:t>&gt; Monitoring intervals during titration are set by clinic routine here rather than by protocol.</w:t>
-      </w:r>
-    </w:p>
-    <w:p>
-      <w:r>
-        <w:rPr>
-          <w:sz w:val="21"/>
-        </w:rPr>
-        <w:t>&gt; The new-patient backlog is slowly recovering since the summer, which shapes how much time there is for anything else.</w:t>
-      </w:r>
-    </w:p>
-    <w:p>
-      <w:r>
-        <w:rPr>
-          <w:sz w:val="21"/>
-        </w:rPr>
-        <w:t>&gt; Talked through the pediatric-to-adult transfers in general terms, without any specific case.</w:t>
-      </w:r>
-    </w:p>
-    <w:p>
-      <w:r>
-        <w:rPr>
-          <w:sz w:val="21"/>
-        </w:rPr>
-      </w:r>
-    </w:p>
-    <w:p>
-      <w:r>
-        <w:rPr>
-          <w:b/>
-          <w:sz w:val="21"/>
-        </w:rPr>
-        <w:t>Mairead Eversholt, MD, Granite Bay Epilepsy Center, Burlington, VT (RSM)</w:t>
+        <w:t>&gt; The composition of the older half of the panel has shifted over the last year or two.</w:t>
       </w:r>
     </w:p>
     <w:p>
@@ -383,7 +607,15 @@
         <w:rPr>
           <w:sz w:val="21"/>
         </w:rPr>
-        <w:t>&gt; Talked through the older half of the panel in general terms, without any specific case.</w:t>
+      </w:r>
+    </w:p>
+    <w:p>
+      <w:r>
+        <w:rPr>
+          <w:b/>
+          <w:sz w:val="21"/>
+        </w:rPr>
+        <w:t>Eloise Quintrell, MD, Beacon Hill Neurology Associates, Des Moines, IA (RSM)</w:t>
       </w:r>
     </w:p>
     <w:p>
@@ -391,7 +623,7 @@
         <w:rPr>
           <w:sz w:val="21"/>
         </w:rPr>
-        <w:t>&gt; Noted that benefit checks remains the slowest step and that this is not specific to any one product.</w:t>
+        <w:t>&gt; Asked about my travel schedule, since visits keep landing on teh busiest clinic days.</w:t>
       </w:r>
     </w:p>
     <w:p>
@@ -399,7 +631,23 @@
         <w:rPr>
           <w:sz w:val="21"/>
         </w:rPr>
-        <w:t>&gt; The phone triage line is being piloted this quarter, and that took up the first part of the conversation.</w:t>
+        <w:t>&gt; Asked whether I would be at teh meeting later this year.</w:t>
+      </w:r>
+    </w:p>
+    <w:p>
+      <w:r>
+        <w:rPr>
+          <w:sz w:val="21"/>
+        </w:rPr>
+        <w:t>&gt; Asked whether I had seen a review that circulated on teh service; I had not, and offered nothing in return.</w:t>
+      </w:r>
+    </w:p>
+    <w:p>
+      <w:r>
+        <w:rPr>
+          <w:sz w:val="21"/>
+        </w:rPr>
+        <w:t>&gt; Titration habits came up in general terms; no specifics were discussed adn none were offered.</w:t>
       </w:r>
     </w:p>
     <w:p>
@@ -415,7 +663,7 @@
           <w:b/>
           <w:sz w:val="21"/>
         </w:rPr>
-        <w:t>Kiara Wetherby, MD, Fox Hollow Neurology Partners, Tucson, AZ (AR)</w:t>
+        <w:t>Jaromir Merriwether, MD, Sable Creek Medical Group, Buffalo, NY (RSM)</w:t>
       </w:r>
     </w:p>
     <w:p>
@@ -423,7 +671,7 @@
         <w:rPr>
           <w:sz w:val="21"/>
         </w:rPr>
-        <w:t>&gt; An unexpectedly long visit in the workroom; the schedule was tight.</w:t>
+        <w:t>&gt; The travel schedule this year came up, and little else.</w:t>
       </w:r>
     </w:p>
     <w:p>
@@ -431,7 +679,7 @@
         <w:rPr>
           <w:sz w:val="21"/>
         </w:rPr>
-        <w:t>&gt; The composition of the refractory group has shifted over the last year or two.</w:t>
+        <w:t>&gt; Onboarding the clinic pharmacist is the current preoccupation here.</w:t>
       </w:r>
     </w:p>
     <w:p>
@@ -439,7 +687,15 @@
         <w:rPr>
           <w:sz w:val="21"/>
         </w:rPr>
-        <w:t>&gt; Described a preference for slower titration in general, unrelated to any particular patient.</w:t>
+        <w:t>&gt; Most of the discussion was about the phone triage line, which has not settled.</w:t>
+      </w:r>
+    </w:p>
+    <w:p>
+      <w:r>
+        <w:rPr>
+          <w:sz w:val="21"/>
+        </w:rPr>
+        <w:t>&gt; Monitoring intervals during titration are set by clinic routine here rather than by protocol.</w:t>
       </w:r>
     </w:p>
     <w:p>
@@ -455,7 +711,7 @@
           <w:b/>
           <w:sz w:val="21"/>
         </w:rPr>
-        <w:t>Imani Kilbride, MD, Northgate Neurology Partners, Spokane, WA (AR)</w:t>
+        <w:t>Grace Lindqvist, MD, Riverstone Medical Group, Hartford, CT (RSM)</w:t>
       </w:r>
     </w:p>
     <w:p>
@@ -463,167 +719,7 @@
         <w:rPr>
           <w:sz w:val="21"/>
         </w:rPr>
-        <w:t>&gt; A twenty-minute visit in the reading room; the schedule was tight.</w:t>
-      </w:r>
-    </w:p>
-    <w:p>
-      <w:r>
-        <w:rPr>
-          <w:sz w:val="21"/>
-        </w:rPr>
-        <w:t>&gt; Noted that the appeals process takes longer than the clinical decision and that this is not specific to any one product.</w:t>
-      </w:r>
-    </w:p>
-    <w:p>
-      <w:r>
-        <w:rPr>
-          <w:sz w:val="21"/>
-        </w:rPr>
-        <w:t>&gt; No specific request. Safety items asked about and confirmed none.</w:t>
-      </w:r>
-    </w:p>
-    <w:p>
-      <w:r>
-        <w:rPr>
-          <w:sz w:val="21"/>
-        </w:rPr>
-        <w:t>&gt; Described a preference for slower titration in general, unrelated to any particular patient.</w:t>
-      </w:r>
-    </w:p>
-    <w:p>
-      <w:r>
-        <w:rPr>
-          <w:sz w:val="21"/>
-        </w:rPr>
-        <w:t>&gt; Spent some time on the surgical workup list and how workup decisions get sequenced.</w:t>
-      </w:r>
-    </w:p>
-    <w:p>
-      <w:r>
-        <w:rPr>
-          <w:sz w:val="21"/>
-        </w:rPr>
-      </w:r>
-    </w:p>
-    <w:p>
-      <w:r>
-        <w:rPr>
-          <w:b/>
-          <w:sz w:val="21"/>
-        </w:rPr>
-        <w:t>Wilhelmina Thistlewood, MD, Copperfield Neurology Institute, Tucson, AZ (RSM)</w:t>
-      </w:r>
-    </w:p>
-    <w:p>
-      <w:r>
-        <w:rPr>
-          <w:sz w:val="21"/>
-        </w:rPr>
-        <w:t>&gt; Described how newly referred patients is triaged now compared with before.</w:t>
-      </w:r>
-    </w:p>
-    <w:p>
-      <w:r>
-        <w:rPr>
-          <w:sz w:val="21"/>
-        </w:rPr>
-        <w:t>&gt; Compared notes on which sessions were worth the time.</w:t>
-      </w:r>
-    </w:p>
-    <w:p>
-      <w:r>
-        <w:rPr>
-          <w:sz w:val="21"/>
-        </w:rPr>
-        <w:t>&gt; The practice lost the clinic pharmacist and has not backfilled, so the new-patient backlog keeps slipping.</w:t>
-      </w:r>
-    </w:p>
-    <w:p>
-      <w:r>
-        <w:rPr>
-          <w:sz w:val="21"/>
-        </w:rPr>
-        <w:t>&gt; Asked whether I had seen a case series someone forwarded; I had not, and offered nothing in return.</w:t>
-      </w:r>
-    </w:p>
-    <w:p>
-      <w:r>
-        <w:rPr>
-          <w:sz w:val="21"/>
-        </w:rPr>
-      </w:r>
-    </w:p>
-    <w:p>
-      <w:r>
-        <w:rPr>
-          <w:b/>
-          <w:sz w:val="21"/>
-        </w:rPr>
-        <w:t>Bettina Wetherby, MD, Ember Lake Medical Group, Omaha, NE (AR)</w:t>
-      </w:r>
-    </w:p>
-    <w:p>
-      <w:r>
-        <w:rPr>
-          <w:sz w:val="21"/>
-        </w:rPr>
-        <w:t>&gt; Caught a rushed window in the reading room between patients.</w:t>
-      </w:r>
-    </w:p>
-    <w:p>
-      <w:r>
-        <w:rPr>
-          <w:sz w:val="21"/>
-        </w:rPr>
-        <w:t>&gt; Most of the discussion was about the scheduling system, which is being piloted this quarter.</w:t>
-      </w:r>
-    </w:p>
-    <w:p>
-      <w:r>
-        <w:rPr>
-          <w:sz w:val="21"/>
-        </w:rPr>
-        <w:t>&gt; Coverage paperwork remains the slowest step, which came up as a general frustration.</w:t>
-      </w:r>
-    </w:p>
-    <w:p>
-      <w:r>
-        <w:rPr>
-          <w:sz w:val="21"/>
-        </w:rPr>
-        <w:t>&gt; Mentioned a review that circulated on the service but did not raise any specific finding.</w:t>
-      </w:r>
-    </w:p>
-    <w:p>
-      <w:r>
-        <w:rPr>
-          <w:sz w:val="21"/>
-        </w:rPr>
-        <w:t>&gt; No materials requested. Safety items asked about and confirmed none.</w:t>
-      </w:r>
-    </w:p>
-    <w:p>
-      <w:r>
-        <w:rPr>
-          <w:sz w:val="21"/>
-        </w:rPr>
-      </w:r>
-    </w:p>
-    <w:p>
-      <w:r>
-        <w:rPr>
-          <w:b/>
-          <w:sz w:val="21"/>
-        </w:rPr>
-        <w:t>Ulrike Dellacroix, MD, Silver Creek Medical Group, Allentown, PA (RSM)</w:t>
-      </w:r>
-    </w:p>
-    <w:p>
-      <w:r>
-        <w:rPr>
-          <w:sz w:val="21"/>
-        </w:rPr>
-        <w:t>&gt; An unhurried conversation in the conference room, mostly logistics.</w:t>
+        <w:t>&gt; A rushed conversation in the shared office, mostly logistics.</w:t>
       </w:r>
     </w:p>
     <w:p>
@@ -639,7 +735,7 @@
         <w:rPr>
           <w:sz w:val="21"/>
         </w:rPr>
-        <w:t>&gt; Talked through newly referred patients in general terms, without any specific case.</w:t>
+        <w:t>&gt; Referenced a guideline update discussed at journal club in passing.</w:t>
       </w:r>
     </w:p>
     <w:p>
@@ -647,7 +743,7 @@
         <w:rPr>
           <w:sz w:val="21"/>
         </w:rPr>
-        <w:t>&gt; Described a preference for slower titration in general, unrelated to any particular patient.</w:t>
+        <w:t>&gt; Nothing that needed follow-up. Safety items asked about and confirmed none.</w:t>
       </w:r>
     </w:p>
     <w:p>
@@ -655,111 +751,7 @@
         <w:rPr>
           <w:sz w:val="21"/>
         </w:rPr>
-        <w:t>&gt; Coverage paperwork varies by payer, which came up as a general frustration.</w:t>
-      </w:r>
-    </w:p>
-    <w:p>
-      <w:r>
-        <w:rPr>
-          <w:sz w:val="21"/>
-        </w:rPr>
-      </w:r>
-    </w:p>
-    <w:p>
-      <w:r>
-        <w:rPr>
-          <w:b/>
-          <w:sz w:val="21"/>
-        </w:rPr>
-        <w:t>Kenji Dunmore, MD, Windrow Neuroscience Center, Manchester, NH (RSM)</w:t>
-      </w:r>
-    </w:p>
-    <w:p>
-      <w:r>
-        <w:rPr>
-          <w:sz w:val="21"/>
-        </w:rPr>
-        <w:t>&gt; Stopped by over a quick coffee for an unexpectedly long conversation.</w:t>
-      </w:r>
-    </w:p>
-    <w:p>
-      <w:r>
-        <w:rPr>
-          <w:sz w:val="21"/>
-        </w:rPr>
-        <w:t>&gt; The referral queue keeps slipping since the summer, which shapes how much time there is for anything else.</w:t>
-      </w:r>
-    </w:p>
-    <w:p>
-      <w:r>
-        <w:rPr>
-          <w:sz w:val="21"/>
-        </w:rPr>
-        <w:t>&gt; Onboarding a front-desk coordinator is the current preoccupation here.</w:t>
-      </w:r>
-    </w:p>
-    <w:p>
-      <w:r>
-        <w:rPr>
-          <w:sz w:val="21"/>
-        </w:rPr>
-        <w:t>&gt; Referral patterns into this clinic have changed, and the pediatric-to-adult transfers is a bigger share than it was.</w:t>
-      </w:r>
-    </w:p>
-    <w:p>
-      <w:r>
-        <w:rPr>
-          <w:sz w:val="21"/>
-        </w:rPr>
-      </w:r>
-    </w:p>
-    <w:p>
-      <w:r>
-        <w:rPr>
-          <w:b/>
-          <w:sz w:val="21"/>
-        </w:rPr>
-        <w:t>Esperanza Bellweather, MD, Thornfield Regional Epilepsy Program, Manchester, NH (AR)</w:t>
-      </w:r>
-    </w:p>
-    <w:p>
-      <w:r>
-        <w:rPr>
-          <w:sz w:val="21"/>
-        </w:rPr>
-        <w:t>&gt; An unhurried conversation in the shared office, mostly logistics.</w:t>
-      </w:r>
-    </w:p>
-    <w:p>
-      <w:r>
-        <w:rPr>
-          <w:sz w:val="21"/>
-        </w:rPr>
-        <w:t>&gt; Referral patterns into this clinic have changed, and the older half of the panel is a bigger share than it was.</w:t>
-      </w:r>
-    </w:p>
-    <w:p>
-      <w:r>
-        <w:rPr>
-          <w:sz w:val="21"/>
-        </w:rPr>
-        <w:t>&gt; The practice lost the clinic pharmacist and has not backfilled, so routine follow-up slots looks better than last year.</w:t>
-      </w:r>
-    </w:p>
-    <w:p>
-      <w:r>
-        <w:rPr>
-          <w:sz w:val="21"/>
-        </w:rPr>
-        <w:t>&gt; Mostly small talk about the program and the venue.</w:t>
-      </w:r>
-    </w:p>
-    <w:p>
-      <w:r>
-        <w:rPr>
-          <w:sz w:val="21"/>
-        </w:rPr>
-        <w:t>&gt; Left it at that, with a follow-up appointment to be scheduled.</w:t>
+        <w:t>&gt; Asked about my travel schedule, since visits keep landing on the busiest clinic days.</w:t>
       </w:r>
     </w:p>
     <w:p>
